--- a/6_term/БЖД/ЛР3/Губин_ЕВ_ИУК_4_62_Б_2025_Безопасность жизнедеятельности.docx
+++ b/6_term/БЖД/ЛР3/Губин_ЕВ_ИУК_4_62_Б_2025_Безопасность жизнедеятельности.docx
@@ -1,6 +1,6 @@
 
 <file path=word/document.xml><?xml version="1.0" encoding="utf-8"?>
-<w:document xmlns:wpc="http://schemas.microsoft.com/office/word/2010/wordprocessingCanvas" xmlns:cx="http://schemas.microsoft.com/office/drawing/2014/chartex" xmlns:mc="http://schemas.openxmlformats.org/markup-compatibility/2006" xmlns:o="urn:schemas-microsoft-com:office:office" xmlns:r="http://schemas.openxmlformats.org/officeDocument/2006/relationships" xmlns:m="http://schemas.openxmlformats.org/officeDocument/2006/math" xmlns:v="urn:schemas-microsoft-com:vml" xmlns:wp14="http://schemas.microsoft.com/office/word/2010/wordprocessingDrawing" xmlns:wp="http://schemas.openxmlformats.org/drawingml/2006/wordprocessingDrawing" xmlns:w10="urn:schemas-microsoft-com:office:word" xmlns:w="http://schemas.openxmlformats.org/wordprocessingml/2006/main" xmlns:w14="http://schemas.microsoft.com/office/word/2010/wordml" xmlns:w15="http://schemas.microsoft.com/office/word/2012/wordml" xmlns:w16se="http://schemas.microsoft.com/office/word/2015/wordml/symex" xmlns:wpg="http://schemas.microsoft.com/office/word/2010/wordprocessingGroup" xmlns:wpi="http://schemas.microsoft.com/office/word/2010/wordprocessingInk" xmlns:wne="http://schemas.microsoft.com/office/word/2006/wordml" xmlns:wps="http://schemas.microsoft.com/office/word/2010/wordprocessingShape" mc:Ignorable="w14 w15 w16se wp14">
+<w:document xmlns:wpc="http://schemas.microsoft.com/office/word/2010/wordprocessingCanvas" xmlns:cx="http://schemas.microsoft.com/office/drawing/2014/chartex" xmlns:cx1="http://schemas.microsoft.com/office/drawing/2015/9/8/chartex" xmlns:cx2="http://schemas.microsoft.com/office/drawing/2015/10/21/chartex" xmlns:cx3="http://schemas.microsoft.com/office/drawing/2016/5/9/chartex" xmlns:cx4="http://schemas.microsoft.com/office/drawing/2016/5/10/chartex" xmlns:cx5="http://schemas.microsoft.com/office/drawing/2016/5/11/chartex" xmlns:cx6="http://schemas.microsoft.com/office/drawing/2016/5/12/chartex" xmlns:cx7="http://schemas.microsoft.com/office/drawing/2016/5/13/chartex" xmlns:cx8="http://schemas.microsoft.com/office/drawing/2016/5/14/chartex" xmlns:mc="http://schemas.openxmlformats.org/markup-compatibility/2006" xmlns:aink="http://schemas.microsoft.com/office/drawing/2016/ink" xmlns:am3d="http://schemas.microsoft.com/office/drawing/2017/model3d" xmlns:o="urn:schemas-microsoft-com:office:office" xmlns:oel="http://schemas.microsoft.com/office/2019/extlst" xmlns:r="http://schemas.openxmlformats.org/officeDocument/2006/relationships" xmlns:m="http://schemas.openxmlformats.org/officeDocument/2006/math" xmlns:v="urn:schemas-microsoft-com:vml" xmlns:wp14="http://schemas.microsoft.com/office/word/2010/wordprocessingDrawing" xmlns:wp="http://schemas.openxmlformats.org/drawingml/2006/wordprocessingDrawing" xmlns:w10="urn:schemas-microsoft-com:office:word" xmlns:w="http://schemas.openxmlformats.org/wordprocessingml/2006/main" xmlns:w14="http://schemas.microsoft.com/office/word/2010/wordml" xmlns:w15="http://schemas.microsoft.com/office/word/2012/wordml" xmlns:w16cex="http://schemas.microsoft.com/office/word/2018/wordml/cex" xmlns:w16cid="http://schemas.microsoft.com/office/word/2016/wordml/cid" xmlns:w16="http://schemas.microsoft.com/office/word/2018/wordml" xmlns:w16du="http://schemas.microsoft.com/office/word/2023/wordml/word16du" xmlns:w16sdtdh="http://schemas.microsoft.com/office/word/2020/wordml/sdtdatahash" xmlns:w16sdtfl="http://schemas.microsoft.com/office/word/2024/wordml/sdtformatlock" xmlns:w16se="http://schemas.microsoft.com/office/word/2015/wordml/symex" xmlns:wpg="http://schemas.microsoft.com/office/word/2010/wordprocessingGroup" xmlns:wpi="http://schemas.microsoft.com/office/word/2010/wordprocessingInk" xmlns:wne="http://schemas.microsoft.com/office/word/2006/wordml" xmlns:wps="http://schemas.microsoft.com/office/word/2010/wordprocessingShape" mc:Ignorable="w14 w15 w16se w16cid w16 w16cex w16sdtdh w16sdtfl w16du wp14">
   <w:body>
     <w:p>
       <w:pPr>
@@ -29,7 +29,7 @@
           <w:szCs w:val="28"/>
         </w:rPr>
         <w:drawing>
-          <wp:anchor distT="0" distB="0" distL="114300" distR="114300" simplePos="0" relativeHeight="251658752" behindDoc="0" locked="0" layoutInCell="1" allowOverlap="1">
+          <wp:anchor distT="0" distB="0" distL="114300" distR="114300" simplePos="0" relativeHeight="251658240" behindDoc="0" locked="0" layoutInCell="1" allowOverlap="1">
             <wp:simplePos x="0" y="0"/>
             <wp:positionH relativeFrom="column">
               <wp:posOffset>-791845</wp:posOffset>
@@ -230,7 +230,7 @@
         <mc:AlternateContent>
           <mc:Choice Requires="wps">
             <w:drawing>
-              <wp:anchor distT="0" distB="0" distL="114300" distR="114300" simplePos="0" relativeHeight="251657728" behindDoc="0" locked="0" layoutInCell="1" allowOverlap="1">
+              <wp:anchor distT="0" distB="0" distL="114300" distR="114300" simplePos="0" relativeHeight="251657216" behindDoc="0" locked="0" layoutInCell="1" allowOverlap="1">
                 <wp:simplePos x="0" y="0"/>
                 <wp:positionH relativeFrom="column">
                   <wp:posOffset>114300</wp:posOffset>
@@ -623,11 +623,12 @@
       </w:pPr>
       <w:r>
         <w:rPr>
+          <w:noProof/>
           <w:sz w:val="28"/>
           <w:szCs w:val="28"/>
         </w:rPr>
         <w:drawing>
-          <wp:anchor distT="0" distB="0" distL="114300" distR="114300" simplePos="0" relativeHeight="251661824" behindDoc="1" locked="0" layoutInCell="1" allowOverlap="1" wp14:anchorId="44EBDB0C" wp14:editId="273F2B9C">
+          <wp:anchor distT="0" distB="0" distL="114300" distR="114300" simplePos="0" relativeHeight="251660288" behindDoc="1" locked="0" layoutInCell="1" allowOverlap="1" wp14:anchorId="44EBDB0C" wp14:editId="273F2B9C">
             <wp:simplePos x="0" y="0"/>
             <wp:positionH relativeFrom="column">
               <wp:posOffset>2894965</wp:posOffset>
@@ -784,7 +785,7 @@
           <w:szCs w:val="28"/>
         </w:rPr>
         <w:drawing>
-          <wp:anchor distT="0" distB="0" distL="114300" distR="114300" simplePos="0" relativeHeight="251659776" behindDoc="0" locked="0" layoutInCell="1" allowOverlap="1">
+          <wp:anchor distT="0" distB="0" distL="114300" distR="114300" simplePos="0" relativeHeight="251659264" behindDoc="0" locked="0" layoutInCell="1" allowOverlap="1">
             <wp:simplePos x="0" y="0"/>
             <wp:positionH relativeFrom="column">
               <wp:posOffset>2834640</wp:posOffset>
@@ -926,8 +927,6 @@
           <w:szCs w:val="28"/>
         </w:rPr>
       </w:pPr>
-      <w:bookmarkStart w:id="0" w:name="_GoBack"/>
-      <w:bookmarkEnd w:id="0"/>
     </w:p>
     <w:p>
       <w:pPr>
@@ -1145,7 +1144,15 @@
           <w:sz w:val="28"/>
           <w:szCs w:val="28"/>
         </w:rPr>
-        <w:t>Калуга, 2020</w:t>
+        <w:t>Калуга, 202</w:t>
+      </w:r>
+      <w:r>
+        <w:rPr>
+          <w:iCs/>
+          <w:sz w:val="28"/>
+          <w:szCs w:val="28"/>
+        </w:rPr>
+        <w:t>5</w:t>
       </w:r>
     </w:p>
     <w:p>
@@ -2595,7 +2602,7 @@
         <mc:AlternateContent>
           <mc:Choice Requires="wpc">
             <w:drawing>
-              <wp:anchor distT="0" distB="0" distL="114300" distR="114300" simplePos="0" relativeHeight="251654656" behindDoc="0" locked="0" layoutInCell="1" allowOverlap="1">
+              <wp:anchor distT="0" distB="0" distL="114300" distR="114300" simplePos="0" relativeHeight="251654144" behindDoc="0" locked="0" layoutInCell="1" allowOverlap="1">
                 <wp:simplePos x="0" y="0"/>
                 <wp:positionH relativeFrom="column">
                   <wp:posOffset>3195320</wp:posOffset>
@@ -3618,7 +3625,7 @@
           </mc:Choice>
           <mc:Fallback>
             <w:pict>
-              <v:group id="Полотно 28" o:spid="_x0000_s1026" editas="canvas" style="position:absolute;left:0;text-align:left;margin-left:251.6pt;margin-top:9.9pt;width:210.15pt;height:151.05pt;z-index:251654656" coordsize="26689,19183" o:gfxdata="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">
+              <v:group id="Полотно 28" o:spid="_x0000_s1026" editas="canvas" style="position:absolute;left:0;text-align:left;margin-left:251.6pt;margin-top:9.9pt;width:210.15pt;height:151.05pt;z-index:251654144" coordsize="26689,19183" o:gfxdata="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">
                 <v:shapetype id="_x0000_t75" coordsize="21600,21600" o:spt="75" o:preferrelative="t" path="m@4@5l@4@11@9@11@9@5xe" filled="f" stroked="f">
                   <v:stroke joinstyle="miter"/>
                   <v:formulas>
@@ -3906,7 +3913,7 @@
           <w:noProof/>
         </w:rPr>
         <w:drawing>
-          <wp:anchor distT="0" distB="0" distL="114300" distR="114300" simplePos="0" relativeHeight="251656704" behindDoc="0" locked="0" layoutInCell="1" allowOverlap="1">
+          <wp:anchor distT="0" distB="0" distL="114300" distR="114300" simplePos="0" relativeHeight="251656192" behindDoc="0" locked="0" layoutInCell="1" allowOverlap="1">
             <wp:simplePos x="0" y="0"/>
             <wp:positionH relativeFrom="column">
               <wp:posOffset>114300</wp:posOffset>
@@ -4070,7 +4077,7 @@
         <mc:AlternateContent>
           <mc:Choice Requires="wpg">
             <w:drawing>
-              <wp:anchor distT="0" distB="0" distL="114300" distR="114300" simplePos="0" relativeHeight="251655680" behindDoc="1" locked="0" layoutInCell="1" allowOverlap="1">
+              <wp:anchor distT="0" distB="0" distL="114300" distR="114300" simplePos="0" relativeHeight="251655168" behindDoc="1" locked="0" layoutInCell="1" allowOverlap="1">
                 <wp:simplePos x="0" y="0"/>
                 <wp:positionH relativeFrom="column">
                   <wp:posOffset>131445</wp:posOffset>
@@ -4271,7 +4278,7 @@
           </mc:Choice>
           <mc:Fallback>
             <w:pict>
-              <v:group id="Group 38" o:spid="_x0000_s1053" style="position:absolute;left:0;text-align:left;margin-left:10.35pt;margin-top:5.45pt;width:115.95pt;height:125.45pt;z-index:-251660800" coordorigin="2532,5055" coordsize="2381,2383" o:gfxdata="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">
+              <v:group id="Group 38" o:spid="_x0000_s1053" style="position:absolute;left:0;text-align:left;margin-left:10.35pt;margin-top:5.45pt;width:115.95pt;height:125.45pt;z-index:-251661312" coordorigin="2532,5055" coordsize="2381,2383" o:gfxdata="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">
                 <v:shape id="Picture 35" o:spid="_x0000_s1054" type="#_x0000_t75" alt="Вид фильтра" style="position:absolute;left:2532;top:5055;width:2381;height:2383;rotation:-143954fd;visibility:visible;mso-wrap-style:square" o:preferrelative="f" o:gfxdata="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" stroked="t" strokecolor="blue">
                   <v:imagedata r:id="rId13" o:title="Вид фильтра" gain="57672f" blacklevel="-3932f"/>
                   <o:lock v:ext="edit" aspectratio="f"/>
@@ -4702,11 +4709,11 @@
           <w:noProof/>
         </w:rPr>
         <w:object w:dxaOrig="1440" w:dyaOrig="1440">
-          <v:shape id="_x0000_s1063" type="#_x0000_t75" style="position:absolute;left:0;text-align:left;margin-left:69.6pt;margin-top:2.4pt;width:116pt;height:20pt;z-index:-251655680" wrapcoords="17141 2400 279 4800 139 14400 5435 15200 5156 18400 5853 18400 20067 15200 21321 8800 21182 2400 17141 2400" o:allowoverlap="f">
+          <v:shape id="_x0000_s1063" type="#_x0000_t75" style="position:absolute;left:0;text-align:left;margin-left:69.6pt;margin-top:2.4pt;width:116pt;height:20pt;z-index:-251655168" wrapcoords="17141 2400 279 4800 139 14400 5435 15200 5156 18400 5853 18400 20067 15200 21321 8800 21182 2400 17141 2400" o:allowoverlap="f">
             <v:imagedata r:id="rId14" o:title=""/>
             <w10:wrap type="tight"/>
           </v:shape>
-          <o:OLEObject Type="Embed" ProgID="Equation.3" ShapeID="_x0000_s1063" DrawAspect="Content" ObjectID="_1807089586" r:id="rId15"/>
+          <o:OLEObject Type="Embed" ProgID="Equation.3" ShapeID="_x0000_s1063" DrawAspect="Content" ObjectID="_1809244283" r:id="rId15"/>
         </w:object>
       </w:r>
       <w:r>
@@ -4937,7 +4944,7 @@
           <v:shape id="_x0000_i1026" type="#_x0000_t75" style="width:138pt;height:34pt" o:ole="" o:allowoverlap="f">
             <v:imagedata r:id="rId16" o:title=""/>
           </v:shape>
-          <o:OLEObject Type="Embed" ProgID="Equation.3" ShapeID="_x0000_i1026" DrawAspect="Content" ObjectID="_1807089585" r:id="rId17"/>
+          <o:OLEObject Type="Embed" ProgID="Equation.3" ShapeID="_x0000_i1026" DrawAspect="Content" ObjectID="_1809244282" r:id="rId17"/>
         </w:object>
       </w:r>
       <m:oMath>
@@ -12148,7 +12155,7 @@
 </file>
 
 <file path=word/endnotes.xml><?xml version="1.0" encoding="utf-8"?>
-<w:endnotes xmlns:wpc="http://schemas.microsoft.com/office/word/2010/wordprocessingCanvas" xmlns:cx="http://schemas.microsoft.com/office/drawing/2014/chartex" xmlns:mc="http://schemas.openxmlformats.org/markup-compatibility/2006" xmlns:o="urn:schemas-microsoft-com:office:office" xmlns:r="http://schemas.openxmlformats.org/officeDocument/2006/relationships" xmlns:m="http://schemas.openxmlformats.org/officeDocument/2006/math" xmlns:v="urn:schemas-microsoft-com:vml" xmlns:wp14="http://schemas.microsoft.com/office/word/2010/wordprocessingDrawing" xmlns:wp="http://schemas.openxmlformats.org/drawingml/2006/wordprocessingDrawing" xmlns:w10="urn:schemas-microsoft-com:office:word" xmlns:w="http://schemas.openxmlformats.org/wordprocessingml/2006/main" xmlns:w14="http://schemas.microsoft.com/office/word/2010/wordml" xmlns:w15="http://schemas.microsoft.com/office/word/2012/wordml" xmlns:w16se="http://schemas.microsoft.com/office/word/2015/wordml/symex" xmlns:wpg="http://schemas.microsoft.com/office/word/2010/wordprocessingGroup" xmlns:wpi="http://schemas.microsoft.com/office/word/2010/wordprocessingInk" xmlns:wne="http://schemas.microsoft.com/office/word/2006/wordml" xmlns:wps="http://schemas.microsoft.com/office/word/2010/wordprocessingShape" mc:Ignorable="w14 w15 w16se wp14">
+<w:endnotes xmlns:wpc="http://schemas.microsoft.com/office/word/2010/wordprocessingCanvas" xmlns:cx="http://schemas.microsoft.com/office/drawing/2014/chartex" xmlns:cx1="http://schemas.microsoft.com/office/drawing/2015/9/8/chartex" xmlns:cx2="http://schemas.microsoft.com/office/drawing/2015/10/21/chartex" xmlns:cx3="http://schemas.microsoft.com/office/drawing/2016/5/9/chartex" xmlns:cx4="http://schemas.microsoft.com/office/drawing/2016/5/10/chartex" xmlns:cx5="http://schemas.microsoft.com/office/drawing/2016/5/11/chartex" xmlns:cx6="http://schemas.microsoft.com/office/drawing/2016/5/12/chartex" xmlns:cx7="http://schemas.microsoft.com/office/drawing/2016/5/13/chartex" xmlns:cx8="http://schemas.microsoft.com/office/drawing/2016/5/14/chartex" xmlns:mc="http://schemas.openxmlformats.org/markup-compatibility/2006" xmlns:aink="http://schemas.microsoft.com/office/drawing/2016/ink" xmlns:am3d="http://schemas.microsoft.com/office/drawing/2017/model3d" xmlns:o="urn:schemas-microsoft-com:office:office" xmlns:oel="http://schemas.microsoft.com/office/2019/extlst" xmlns:r="http://schemas.openxmlformats.org/officeDocument/2006/relationships" xmlns:m="http://schemas.openxmlformats.org/officeDocument/2006/math" xmlns:v="urn:schemas-microsoft-com:vml" xmlns:wp14="http://schemas.microsoft.com/office/word/2010/wordprocessingDrawing" xmlns:wp="http://schemas.openxmlformats.org/drawingml/2006/wordprocessingDrawing" xmlns:w10="urn:schemas-microsoft-com:office:word" xmlns:w="http://schemas.openxmlformats.org/wordprocessingml/2006/main" xmlns:w14="http://schemas.microsoft.com/office/word/2010/wordml" xmlns:w15="http://schemas.microsoft.com/office/word/2012/wordml" xmlns:w16cex="http://schemas.microsoft.com/office/word/2018/wordml/cex" xmlns:w16cid="http://schemas.microsoft.com/office/word/2016/wordml/cid" xmlns:w16="http://schemas.microsoft.com/office/word/2018/wordml" xmlns:w16du="http://schemas.microsoft.com/office/word/2023/wordml/word16du" xmlns:w16sdtdh="http://schemas.microsoft.com/office/word/2020/wordml/sdtdatahash" xmlns:w16sdtfl="http://schemas.microsoft.com/office/word/2024/wordml/sdtformatlock" xmlns:w16se="http://schemas.microsoft.com/office/word/2015/wordml/symex" xmlns:wpg="http://schemas.microsoft.com/office/word/2010/wordprocessingGroup" xmlns:wpi="http://schemas.microsoft.com/office/word/2010/wordprocessingInk" xmlns:wne="http://schemas.microsoft.com/office/word/2006/wordml" xmlns:wps="http://schemas.microsoft.com/office/word/2010/wordprocessingShape" mc:Ignorable="w14 w15 w16se w16cid w16 w16cex w16sdtdh w16sdtfl w16du wp14">
   <w:endnote w:type="separator" w:id="-1">
     <w:p>
       <w:r>
@@ -12167,7 +12174,7 @@
 </file>
 
 <file path=word/footer1.xml><?xml version="1.0" encoding="utf-8"?>
-<w:ftr xmlns:wpc="http://schemas.microsoft.com/office/word/2010/wordprocessingCanvas" xmlns:cx="http://schemas.microsoft.com/office/drawing/2014/chartex" xmlns:mc="http://schemas.openxmlformats.org/markup-compatibility/2006" xmlns:o="urn:schemas-microsoft-com:office:office" xmlns:r="http://schemas.openxmlformats.org/officeDocument/2006/relationships" xmlns:m="http://schemas.openxmlformats.org/officeDocument/2006/math" xmlns:v="urn:schemas-microsoft-com:vml" xmlns:wp14="http://schemas.microsoft.com/office/word/2010/wordprocessingDrawing" xmlns:wp="http://schemas.openxmlformats.org/drawingml/2006/wordprocessingDrawing" xmlns:w10="urn:schemas-microsoft-com:office:word" xmlns:w="http://schemas.openxmlformats.org/wordprocessingml/2006/main" xmlns:w14="http://schemas.microsoft.com/office/word/2010/wordml" xmlns:w15="http://schemas.microsoft.com/office/word/2012/wordml" xmlns:w16se="http://schemas.microsoft.com/office/word/2015/wordml/symex" xmlns:wpg="http://schemas.microsoft.com/office/word/2010/wordprocessingGroup" xmlns:wpi="http://schemas.microsoft.com/office/word/2010/wordprocessingInk" xmlns:wne="http://schemas.microsoft.com/office/word/2006/wordml" xmlns:wps="http://schemas.microsoft.com/office/word/2010/wordprocessingShape" mc:Ignorable="w14 w15 w16se wp14">
+<w:ftr xmlns:wpc="http://schemas.microsoft.com/office/word/2010/wordprocessingCanvas" xmlns:cx="http://schemas.microsoft.com/office/drawing/2014/chartex" xmlns:cx1="http://schemas.microsoft.com/office/drawing/2015/9/8/chartex" xmlns:cx2="http://schemas.microsoft.com/office/drawing/2015/10/21/chartex" xmlns:cx3="http://schemas.microsoft.com/office/drawing/2016/5/9/chartex" xmlns:cx4="http://schemas.microsoft.com/office/drawing/2016/5/10/chartex" xmlns:cx5="http://schemas.microsoft.com/office/drawing/2016/5/11/chartex" xmlns:cx6="http://schemas.microsoft.com/office/drawing/2016/5/12/chartex" xmlns:cx7="http://schemas.microsoft.com/office/drawing/2016/5/13/chartex" xmlns:cx8="http://schemas.microsoft.com/office/drawing/2016/5/14/chartex" xmlns:mc="http://schemas.openxmlformats.org/markup-compatibility/2006" xmlns:aink="http://schemas.microsoft.com/office/drawing/2016/ink" xmlns:am3d="http://schemas.microsoft.com/office/drawing/2017/model3d" xmlns:o="urn:schemas-microsoft-com:office:office" xmlns:oel="http://schemas.microsoft.com/office/2019/extlst" xmlns:r="http://schemas.openxmlformats.org/officeDocument/2006/relationships" xmlns:m="http://schemas.openxmlformats.org/officeDocument/2006/math" xmlns:v="urn:schemas-microsoft-com:vml" xmlns:wp14="http://schemas.microsoft.com/office/word/2010/wordprocessingDrawing" xmlns:wp="http://schemas.openxmlformats.org/drawingml/2006/wordprocessingDrawing" xmlns:w10="urn:schemas-microsoft-com:office:word" xmlns:w="http://schemas.openxmlformats.org/wordprocessingml/2006/main" xmlns:w14="http://schemas.microsoft.com/office/word/2010/wordml" xmlns:w15="http://schemas.microsoft.com/office/word/2012/wordml" xmlns:w16cex="http://schemas.microsoft.com/office/word/2018/wordml/cex" xmlns:w16cid="http://schemas.microsoft.com/office/word/2016/wordml/cid" xmlns:w16="http://schemas.microsoft.com/office/word/2018/wordml" xmlns:w16du="http://schemas.microsoft.com/office/word/2023/wordml/word16du" xmlns:w16sdtdh="http://schemas.microsoft.com/office/word/2020/wordml/sdtdatahash" xmlns:w16sdtfl="http://schemas.microsoft.com/office/word/2024/wordml/sdtformatlock" xmlns:w16se="http://schemas.microsoft.com/office/word/2015/wordml/symex" xmlns:wpg="http://schemas.microsoft.com/office/word/2010/wordprocessingGroup" xmlns:wpi="http://schemas.microsoft.com/office/word/2010/wordprocessingInk" xmlns:wne="http://schemas.microsoft.com/office/word/2006/wordml" xmlns:wps="http://schemas.microsoft.com/office/word/2010/wordprocessingShape" mc:Ignorable="w14 w15 w16se w16cid w16 w16cex w16sdtdh w16sdtfl w16du wp14">
   <w:p>
     <w:pPr>
       <w:pStyle w:val="a3"/>
@@ -12205,7 +12212,7 @@
 </file>
 
 <file path=word/footer2.xml><?xml version="1.0" encoding="utf-8"?>
-<w:ftr xmlns:wpc="http://schemas.microsoft.com/office/word/2010/wordprocessingCanvas" xmlns:cx="http://schemas.microsoft.com/office/drawing/2014/chartex" xmlns:mc="http://schemas.openxmlformats.org/markup-compatibility/2006" xmlns:o="urn:schemas-microsoft-com:office:office" xmlns:r="http://schemas.openxmlformats.org/officeDocument/2006/relationships" xmlns:m="http://schemas.openxmlformats.org/officeDocument/2006/math" xmlns:v="urn:schemas-microsoft-com:vml" xmlns:wp14="http://schemas.microsoft.com/office/word/2010/wordprocessingDrawing" xmlns:wp="http://schemas.openxmlformats.org/drawingml/2006/wordprocessingDrawing" xmlns:w10="urn:schemas-microsoft-com:office:word" xmlns:w="http://schemas.openxmlformats.org/wordprocessingml/2006/main" xmlns:w14="http://schemas.microsoft.com/office/word/2010/wordml" xmlns:w15="http://schemas.microsoft.com/office/word/2012/wordml" xmlns:w16se="http://schemas.microsoft.com/office/word/2015/wordml/symex" xmlns:wpg="http://schemas.microsoft.com/office/word/2010/wordprocessingGroup" xmlns:wpi="http://schemas.microsoft.com/office/word/2010/wordprocessingInk" xmlns:wne="http://schemas.microsoft.com/office/word/2006/wordml" xmlns:wps="http://schemas.microsoft.com/office/word/2010/wordprocessingShape" mc:Ignorable="w14 w15 w16se wp14">
+<w:ftr xmlns:wpc="http://schemas.microsoft.com/office/word/2010/wordprocessingCanvas" xmlns:cx="http://schemas.microsoft.com/office/drawing/2014/chartex" xmlns:cx1="http://schemas.microsoft.com/office/drawing/2015/9/8/chartex" xmlns:cx2="http://schemas.microsoft.com/office/drawing/2015/10/21/chartex" xmlns:cx3="http://schemas.microsoft.com/office/drawing/2016/5/9/chartex" xmlns:cx4="http://schemas.microsoft.com/office/drawing/2016/5/10/chartex" xmlns:cx5="http://schemas.microsoft.com/office/drawing/2016/5/11/chartex" xmlns:cx6="http://schemas.microsoft.com/office/drawing/2016/5/12/chartex" xmlns:cx7="http://schemas.microsoft.com/office/drawing/2016/5/13/chartex" xmlns:cx8="http://schemas.microsoft.com/office/drawing/2016/5/14/chartex" xmlns:mc="http://schemas.openxmlformats.org/markup-compatibility/2006" xmlns:aink="http://schemas.microsoft.com/office/drawing/2016/ink" xmlns:am3d="http://schemas.microsoft.com/office/drawing/2017/model3d" xmlns:o="urn:schemas-microsoft-com:office:office" xmlns:oel="http://schemas.microsoft.com/office/2019/extlst" xmlns:r="http://schemas.openxmlformats.org/officeDocument/2006/relationships" xmlns:m="http://schemas.openxmlformats.org/officeDocument/2006/math" xmlns:v="urn:schemas-microsoft-com:vml" xmlns:wp14="http://schemas.microsoft.com/office/word/2010/wordprocessingDrawing" xmlns:wp="http://schemas.openxmlformats.org/drawingml/2006/wordprocessingDrawing" xmlns:w10="urn:schemas-microsoft-com:office:word" xmlns:w="http://schemas.openxmlformats.org/wordprocessingml/2006/main" xmlns:w14="http://schemas.microsoft.com/office/word/2010/wordml" xmlns:w15="http://schemas.microsoft.com/office/word/2012/wordml" xmlns:w16cex="http://schemas.microsoft.com/office/word/2018/wordml/cex" xmlns:w16cid="http://schemas.microsoft.com/office/word/2016/wordml/cid" xmlns:w16="http://schemas.microsoft.com/office/word/2018/wordml" xmlns:w16du="http://schemas.microsoft.com/office/word/2023/wordml/word16du" xmlns:w16sdtdh="http://schemas.microsoft.com/office/word/2020/wordml/sdtdatahash" xmlns:w16sdtfl="http://schemas.microsoft.com/office/word/2024/wordml/sdtformatlock" xmlns:w16se="http://schemas.microsoft.com/office/word/2015/wordml/symex" xmlns:wpg="http://schemas.microsoft.com/office/word/2010/wordprocessingGroup" xmlns:wpi="http://schemas.microsoft.com/office/word/2010/wordprocessingInk" xmlns:wne="http://schemas.microsoft.com/office/word/2006/wordml" xmlns:wps="http://schemas.microsoft.com/office/word/2010/wordprocessingShape" mc:Ignorable="w14 w15 w16se w16cid w16 w16cex w16sdtdh w16sdtfl w16du wp14">
   <w:p>
     <w:pPr>
       <w:pStyle w:val="a3"/>
@@ -12256,7 +12263,7 @@
 </file>
 
 <file path=word/footnotes.xml><?xml version="1.0" encoding="utf-8"?>
-<w:footnotes xmlns:wpc="http://schemas.microsoft.com/office/word/2010/wordprocessingCanvas" xmlns:cx="http://schemas.microsoft.com/office/drawing/2014/chartex" xmlns:mc="http://schemas.openxmlformats.org/markup-compatibility/2006" xmlns:o="urn:schemas-microsoft-com:office:office" xmlns:r="http://schemas.openxmlformats.org/officeDocument/2006/relationships" xmlns:m="http://schemas.openxmlformats.org/officeDocument/2006/math" xmlns:v="urn:schemas-microsoft-com:vml" xmlns:wp14="http://schemas.microsoft.com/office/word/2010/wordprocessingDrawing" xmlns:wp="http://schemas.openxmlformats.org/drawingml/2006/wordprocessingDrawing" xmlns:w10="urn:schemas-microsoft-com:office:word" xmlns:w="http://schemas.openxmlformats.org/wordprocessingml/2006/main" xmlns:w14="http://schemas.microsoft.com/office/word/2010/wordml" xmlns:w15="http://schemas.microsoft.com/office/word/2012/wordml" xmlns:w16se="http://schemas.microsoft.com/office/word/2015/wordml/symex" xmlns:wpg="http://schemas.microsoft.com/office/word/2010/wordprocessingGroup" xmlns:wpi="http://schemas.microsoft.com/office/word/2010/wordprocessingInk" xmlns:wne="http://schemas.microsoft.com/office/word/2006/wordml" xmlns:wps="http://schemas.microsoft.com/office/word/2010/wordprocessingShape" mc:Ignorable="w14 w15 w16se wp14">
+<w:footnotes xmlns:wpc="http://schemas.microsoft.com/office/word/2010/wordprocessingCanvas" xmlns:cx="http://schemas.microsoft.com/office/drawing/2014/chartex" xmlns:cx1="http://schemas.microsoft.com/office/drawing/2015/9/8/chartex" xmlns:cx2="http://schemas.microsoft.com/office/drawing/2015/10/21/chartex" xmlns:cx3="http://schemas.microsoft.com/office/drawing/2016/5/9/chartex" xmlns:cx4="http://schemas.microsoft.com/office/drawing/2016/5/10/chartex" xmlns:cx5="http://schemas.microsoft.com/office/drawing/2016/5/11/chartex" xmlns:cx6="http://schemas.microsoft.com/office/drawing/2016/5/12/chartex" xmlns:cx7="http://schemas.microsoft.com/office/drawing/2016/5/13/chartex" xmlns:cx8="http://schemas.microsoft.com/office/drawing/2016/5/14/chartex" xmlns:mc="http://schemas.openxmlformats.org/markup-compatibility/2006" xmlns:aink="http://schemas.microsoft.com/office/drawing/2016/ink" xmlns:am3d="http://schemas.microsoft.com/office/drawing/2017/model3d" xmlns:o="urn:schemas-microsoft-com:office:office" xmlns:oel="http://schemas.microsoft.com/office/2019/extlst" xmlns:r="http://schemas.openxmlformats.org/officeDocument/2006/relationships" xmlns:m="http://schemas.openxmlformats.org/officeDocument/2006/math" xmlns:v="urn:schemas-microsoft-com:vml" xmlns:wp14="http://schemas.microsoft.com/office/word/2010/wordprocessingDrawing" xmlns:wp="http://schemas.openxmlformats.org/drawingml/2006/wordprocessingDrawing" xmlns:w10="urn:schemas-microsoft-com:office:word" xmlns:w="http://schemas.openxmlformats.org/wordprocessingml/2006/main" xmlns:w14="http://schemas.microsoft.com/office/word/2010/wordml" xmlns:w15="http://schemas.microsoft.com/office/word/2012/wordml" xmlns:w16cex="http://schemas.microsoft.com/office/word/2018/wordml/cex" xmlns:w16cid="http://schemas.microsoft.com/office/word/2016/wordml/cid" xmlns:w16="http://schemas.microsoft.com/office/word/2018/wordml" xmlns:w16du="http://schemas.microsoft.com/office/word/2023/wordml/word16du" xmlns:w16sdtdh="http://schemas.microsoft.com/office/word/2020/wordml/sdtdatahash" xmlns:w16sdtfl="http://schemas.microsoft.com/office/word/2024/wordml/sdtformatlock" xmlns:w16se="http://schemas.microsoft.com/office/word/2015/wordml/symex" xmlns:wpg="http://schemas.microsoft.com/office/word/2010/wordprocessingGroup" xmlns:wpi="http://schemas.microsoft.com/office/word/2010/wordprocessingInk" xmlns:wne="http://schemas.microsoft.com/office/word/2006/wordml" xmlns:wps="http://schemas.microsoft.com/office/word/2010/wordprocessingShape" mc:Ignorable="w14 w15 w16se w16cid w16 w16cex w16sdtdh w16sdtfl w16du wp14">
   <w:footnote w:type="separator" w:id="-1">
     <w:p>
       <w:r>
@@ -12275,7 +12282,7 @@
 </file>
 
 <file path=word/numbering.xml><?xml version="1.0" encoding="utf-8"?>
-<w:numbering xmlns:wpc="http://schemas.microsoft.com/office/word/2010/wordprocessingCanvas" xmlns:cx="http://schemas.microsoft.com/office/drawing/2014/chartex" xmlns:mc="http://schemas.openxmlformats.org/markup-compatibility/2006" xmlns:o="urn:schemas-microsoft-com:office:office" xmlns:r="http://schemas.openxmlformats.org/officeDocument/2006/relationships" xmlns:m="http://schemas.openxmlformats.org/officeDocument/2006/math" xmlns:v="urn:schemas-microsoft-com:vml" xmlns:wp14="http://schemas.microsoft.com/office/word/2010/wordprocessingDrawing" xmlns:wp="http://schemas.openxmlformats.org/drawingml/2006/wordprocessingDrawing" xmlns:w10="urn:schemas-microsoft-com:office:word" xmlns:w="http://schemas.openxmlformats.org/wordprocessingml/2006/main" xmlns:w14="http://schemas.microsoft.com/office/word/2010/wordml" xmlns:w15="http://schemas.microsoft.com/office/word/2012/wordml" xmlns:w16se="http://schemas.microsoft.com/office/word/2015/wordml/symex" xmlns:wpg="http://schemas.microsoft.com/office/word/2010/wordprocessingGroup" xmlns:wpi="http://schemas.microsoft.com/office/word/2010/wordprocessingInk" xmlns:wne="http://schemas.microsoft.com/office/word/2006/wordml" xmlns:wps="http://schemas.microsoft.com/office/word/2010/wordprocessingShape" mc:Ignorable="w14 w15 w16se wp14">
+<w:numbering xmlns:wpc="http://schemas.microsoft.com/office/word/2010/wordprocessingCanvas" xmlns:cx="http://schemas.microsoft.com/office/drawing/2014/chartex" xmlns:cx1="http://schemas.microsoft.com/office/drawing/2015/9/8/chartex" xmlns:cx2="http://schemas.microsoft.com/office/drawing/2015/10/21/chartex" xmlns:cx3="http://schemas.microsoft.com/office/drawing/2016/5/9/chartex" xmlns:cx4="http://schemas.microsoft.com/office/drawing/2016/5/10/chartex" xmlns:cx5="http://schemas.microsoft.com/office/drawing/2016/5/11/chartex" xmlns:cx6="http://schemas.microsoft.com/office/drawing/2016/5/12/chartex" xmlns:cx7="http://schemas.microsoft.com/office/drawing/2016/5/13/chartex" xmlns:cx8="http://schemas.microsoft.com/office/drawing/2016/5/14/chartex" xmlns:mc="http://schemas.openxmlformats.org/markup-compatibility/2006" xmlns:aink="http://schemas.microsoft.com/office/drawing/2016/ink" xmlns:am3d="http://schemas.microsoft.com/office/drawing/2017/model3d" xmlns:o="urn:schemas-microsoft-com:office:office" xmlns:oel="http://schemas.microsoft.com/office/2019/extlst" xmlns:r="http://schemas.openxmlformats.org/officeDocument/2006/relationships" xmlns:m="http://schemas.openxmlformats.org/officeDocument/2006/math" xmlns:v="urn:schemas-microsoft-com:vml" xmlns:wp14="http://schemas.microsoft.com/office/word/2010/wordprocessingDrawing" xmlns:wp="http://schemas.openxmlformats.org/drawingml/2006/wordprocessingDrawing" xmlns:w10="urn:schemas-microsoft-com:office:word" xmlns:w="http://schemas.openxmlformats.org/wordprocessingml/2006/main" xmlns:w14="http://schemas.microsoft.com/office/word/2010/wordml" xmlns:w15="http://schemas.microsoft.com/office/word/2012/wordml" xmlns:w16cex="http://schemas.microsoft.com/office/word/2018/wordml/cex" xmlns:w16cid="http://schemas.microsoft.com/office/word/2016/wordml/cid" xmlns:w16="http://schemas.microsoft.com/office/word/2018/wordml" xmlns:w16du="http://schemas.microsoft.com/office/word/2023/wordml/word16du" xmlns:w16sdtdh="http://schemas.microsoft.com/office/word/2020/wordml/sdtdatahash" xmlns:w16sdtfl="http://schemas.microsoft.com/office/word/2024/wordml/sdtformatlock" xmlns:w16se="http://schemas.microsoft.com/office/word/2015/wordml/symex" xmlns:wpg="http://schemas.microsoft.com/office/word/2010/wordprocessingGroup" xmlns:wpi="http://schemas.microsoft.com/office/word/2010/wordprocessingInk" xmlns:wne="http://schemas.microsoft.com/office/word/2006/wordml" xmlns:wps="http://schemas.microsoft.com/office/word/2010/wordprocessingShape" mc:Ignorable="w14 w15 w16se w16cid w16 w16cex w16sdtdh w16sdtfl w16du wp14">
   <w:abstractNum w:abstractNumId="0" w15:restartNumberingAfterBreak="0">
     <w:nsid w:val="033F2C5B"/>
     <w:multiLevelType w:val="hybridMultilevel"/>
@@ -16791,100 +16798,100 @@
       </w:rPr>
     </w:lvl>
   </w:abstractNum>
-  <w:num w:numId="1">
+  <w:num w:numId="1" w16cid:durableId="1329556898">
     <w:abstractNumId w:val="9"/>
   </w:num>
-  <w:num w:numId="2">
+  <w:num w:numId="2" w16cid:durableId="135804567">
     <w:abstractNumId w:val="18"/>
   </w:num>
-  <w:num w:numId="3">
+  <w:num w:numId="3" w16cid:durableId="2104493994">
     <w:abstractNumId w:val="11"/>
   </w:num>
-  <w:num w:numId="4">
+  <w:num w:numId="4" w16cid:durableId="6293643">
     <w:abstractNumId w:val="15"/>
   </w:num>
-  <w:num w:numId="5">
+  <w:num w:numId="5" w16cid:durableId="1333222994">
     <w:abstractNumId w:val="0"/>
   </w:num>
-  <w:num w:numId="6">
+  <w:num w:numId="6" w16cid:durableId="1722514187">
     <w:abstractNumId w:val="29"/>
   </w:num>
-  <w:num w:numId="7">
+  <w:num w:numId="7" w16cid:durableId="448284962">
     <w:abstractNumId w:val="14"/>
   </w:num>
-  <w:num w:numId="8">
+  <w:num w:numId="8" w16cid:durableId="562527997">
     <w:abstractNumId w:val="2"/>
   </w:num>
-  <w:num w:numId="9">
+  <w:num w:numId="9" w16cid:durableId="709185758">
     <w:abstractNumId w:val="23"/>
   </w:num>
-  <w:num w:numId="10">
+  <w:num w:numId="10" w16cid:durableId="1423798180">
     <w:abstractNumId w:val="22"/>
   </w:num>
-  <w:num w:numId="11">
+  <w:num w:numId="11" w16cid:durableId="1504274557">
     <w:abstractNumId w:val="19"/>
   </w:num>
-  <w:num w:numId="12">
+  <w:num w:numId="12" w16cid:durableId="790517757">
     <w:abstractNumId w:val="4"/>
   </w:num>
-  <w:num w:numId="13">
+  <w:num w:numId="13" w16cid:durableId="863709148">
     <w:abstractNumId w:val="17"/>
   </w:num>
-  <w:num w:numId="14">
+  <w:num w:numId="14" w16cid:durableId="430201656">
     <w:abstractNumId w:val="20"/>
   </w:num>
-  <w:num w:numId="15">
+  <w:num w:numId="15" w16cid:durableId="1850102180">
     <w:abstractNumId w:val="13"/>
   </w:num>
-  <w:num w:numId="16">
+  <w:num w:numId="16" w16cid:durableId="1017077162">
     <w:abstractNumId w:val="1"/>
   </w:num>
-  <w:num w:numId="17">
+  <w:num w:numId="17" w16cid:durableId="96482815">
     <w:abstractNumId w:val="21"/>
   </w:num>
-  <w:num w:numId="18">
+  <w:num w:numId="18" w16cid:durableId="73288440">
     <w:abstractNumId w:val="8"/>
   </w:num>
-  <w:num w:numId="19">
+  <w:num w:numId="19" w16cid:durableId="1907495947">
     <w:abstractNumId w:val="32"/>
   </w:num>
-  <w:num w:numId="20">
+  <w:num w:numId="20" w16cid:durableId="1224681302">
     <w:abstractNumId w:val="28"/>
   </w:num>
-  <w:num w:numId="21">
+  <w:num w:numId="21" w16cid:durableId="1307010139">
     <w:abstractNumId w:val="3"/>
   </w:num>
-  <w:num w:numId="22">
+  <w:num w:numId="22" w16cid:durableId="1469514512">
     <w:abstractNumId w:val="27"/>
   </w:num>
-  <w:num w:numId="23">
+  <w:num w:numId="23" w16cid:durableId="112554644">
     <w:abstractNumId w:val="30"/>
   </w:num>
-  <w:num w:numId="24">
+  <w:num w:numId="24" w16cid:durableId="1880776452">
     <w:abstractNumId w:val="12"/>
   </w:num>
-  <w:num w:numId="25">
+  <w:num w:numId="25" w16cid:durableId="549540262">
     <w:abstractNumId w:val="10"/>
   </w:num>
-  <w:num w:numId="26">
+  <w:num w:numId="26" w16cid:durableId="396443063">
     <w:abstractNumId w:val="16"/>
   </w:num>
-  <w:num w:numId="27">
+  <w:num w:numId="27" w16cid:durableId="342175092">
     <w:abstractNumId w:val="31"/>
   </w:num>
-  <w:num w:numId="28">
+  <w:num w:numId="28" w16cid:durableId="1660647996">
     <w:abstractNumId w:val="25"/>
   </w:num>
-  <w:num w:numId="29">
+  <w:num w:numId="29" w16cid:durableId="1902906372">
     <w:abstractNumId w:val="6"/>
   </w:num>
-  <w:num w:numId="30">
+  <w:num w:numId="30" w16cid:durableId="1901164139">
     <w:abstractNumId w:val="7"/>
   </w:num>
-  <w:num w:numId="31">
+  <w:num w:numId="31" w16cid:durableId="640036353">
     <w:abstractNumId w:val="24"/>
   </w:num>
-  <w:num w:numId="32">
+  <w:num w:numId="32" w16cid:durableId="1358433071">
     <w:abstractNumId w:val="26"/>
     <w:lvlOverride w:ilvl="0">
       <w:startOverride w:val="1"/>
@@ -16914,7 +16921,7 @@
       <w:startOverride w:val="1"/>
     </w:lvlOverride>
   </w:num>
-  <w:num w:numId="33">
+  <w:num w:numId="33" w16cid:durableId="2042391183">
     <w:abstractNumId w:val="5"/>
     <w:lvlOverride w:ilvl="0">
       <w:startOverride w:val="1"/>
@@ -16948,7 +16955,7 @@
 </file>
 
 <file path=word/styles.xml><?xml version="1.0" encoding="utf-8"?>
-<w:styles xmlns:mc="http://schemas.openxmlformats.org/markup-compatibility/2006" xmlns:r="http://schemas.openxmlformats.org/officeDocument/2006/relationships" xmlns:w="http://schemas.openxmlformats.org/wordprocessingml/2006/main" xmlns:w14="http://schemas.microsoft.com/office/word/2010/wordml" xmlns:w15="http://schemas.microsoft.com/office/word/2012/wordml" xmlns:w16se="http://schemas.microsoft.com/office/word/2015/wordml/symex" mc:Ignorable="w14 w15 w16se">
+<w:styles xmlns:mc="http://schemas.openxmlformats.org/markup-compatibility/2006" xmlns:r="http://schemas.openxmlformats.org/officeDocument/2006/relationships" xmlns:w="http://schemas.openxmlformats.org/wordprocessingml/2006/main" xmlns:w14="http://schemas.microsoft.com/office/word/2010/wordml" xmlns:w15="http://schemas.microsoft.com/office/word/2012/wordml" xmlns:w16cex="http://schemas.microsoft.com/office/word/2018/wordml/cex" xmlns:w16cid="http://schemas.microsoft.com/office/word/2016/wordml/cid" xmlns:w16="http://schemas.microsoft.com/office/word/2018/wordml" xmlns:w16du="http://schemas.microsoft.com/office/word/2023/wordml/word16du" xmlns:w16sdtdh="http://schemas.microsoft.com/office/word/2020/wordml/sdtdatahash" xmlns:w16sdtfl="http://schemas.microsoft.com/office/word/2024/wordml/sdtformatlock" xmlns:w16se="http://schemas.microsoft.com/office/word/2015/wordml/symex" mc:Ignorable="w14 w15 w16se w16cid w16 w16cex w16sdtdh w16sdtfl w16du">
   <w:docDefaults>
     <w:rPrDefault>
       <w:rPr>
@@ -16958,7 +16965,7 @@
     </w:rPrDefault>
     <w:pPrDefault/>
   </w:docDefaults>
-  <w:latentStyles w:defLockedState="0" w:defUIPriority="0" w:defSemiHidden="0" w:defUnhideWhenUsed="0" w:defQFormat="0" w:count="371">
+  <w:latentStyles w:defLockedState="0" w:defUIPriority="0" w:defSemiHidden="0" w:defUnhideWhenUsed="0" w:defQFormat="0" w:count="376">
     <w:lsdException w:name="Normal" w:qFormat="1"/>
     <w:lsdException w:name="heading 1" w:qFormat="1"/>
     <w:lsdException w:name="heading 2" w:semiHidden="1" w:unhideWhenUsed="1" w:qFormat="1"/>
@@ -17323,6 +17330,11 @@
     <w:lsdException w:name="List Table 5 Dark Accent 6" w:uiPriority="50"/>
     <w:lsdException w:name="List Table 6 Colorful Accent 6" w:uiPriority="51"/>
     <w:lsdException w:name="List Table 7 Colorful Accent 6" w:uiPriority="52"/>
+    <w:lsdException w:name="Mention" w:semiHidden="1" w:uiPriority="99" w:unhideWhenUsed="1"/>
+    <w:lsdException w:name="Smart Hyperlink" w:semiHidden="1" w:uiPriority="99" w:unhideWhenUsed="1"/>
+    <w:lsdException w:name="Hashtag" w:semiHidden="1" w:uiPriority="99" w:unhideWhenUsed="1"/>
+    <w:lsdException w:name="Unresolved Mention" w:semiHidden="1" w:uiPriority="99" w:unhideWhenUsed="1"/>
+    <w:lsdException w:name="Smart Link" w:semiHidden="1" w:uiPriority="99" w:unhideWhenUsed="1"/>
   </w:latentStyles>
   <w:style w:type="paragraph" w:default="1" w:styleId="a">
     <w:name w:val="Normal"/>
